--- a/KHBD_Tin_học/Lớp_1/Tuần_35/KHBD_Tin_hoc_Lớp_1_Tiet34_Su_dung_cong_nghe_an_toan.docx
+++ b/KHBD_Tin_học/Lớp_1/Tuần_35/KHBD_Tin_hoc_Lớp_1_Tiet34_Su_dung_cong_nghe_an_toan.docx
@@ -360,12 +360,12 @@
       </w:pPr>
       <w:r>
         <w:rPr>
-          <w:rFonts w:ascii="Times New Roman" w:hAnsi="Times New Roman" w:eastAsia="Times New Roman"/>
+          <w:rFonts w:ascii="Times New Roman" w:hAnsi="Times New Roman" w:eastAsia="Times New Roman" w:cs="Times New Roman"/>
           <w:b w:val="0"/>
           <w:i w:val="0"/>
           <w:sz w:val="26"/>
         </w:rPr>
-        <w:t>- Miền I. Khai thác dữ liệu và thông tin (thành tố 1.1. Duyệt, tìm kiếm và lọc dữ liệu, thông tin và nội dung số – Bậc 1): Khai thác thông tin số, dữ liệu đa phương tiện an toàn phục vụ bài học. (Đạt được thông qua Hoạt động 2)</w:t>
+        <w:t>- Miền IV. An toàn (thành tố 4.2. Bảo vệ dữ liệu cá nhân và quyền riêng tư – Bậc 1): Lựa chọn được những cách thức đơn giản để bảo vệ dữ liệu cá nhân và quyền riêng tư trong môi trường số; Nhận biết được các cách sử dụng và chia sẻ thông tin định danh cá nhân một cách an toàn, có khả năng bảo vệ bản thân và người khác. (Đạt được thông qua Hoạt động 2, Hoạt động 3).</w:t>
       </w:r>
     </w:p>
     <w:p>
@@ -376,12 +376,12 @@
       </w:pPr>
       <w:r>
         <w:rPr>
-          <w:rFonts w:ascii="Times New Roman" w:hAnsi="Times New Roman" w:eastAsia="Times New Roman"/>
+          <w:rFonts w:ascii="Times New Roman" w:hAnsi="Times New Roman" w:eastAsia="Times New Roman" w:cs="Times New Roman"/>
           <w:b w:val="0"/>
           <w:i w:val="0"/>
           <w:sz w:val="26"/>
         </w:rPr>
-        <w:t>- Miền IV. An toàn (thành tố 4.1. Bảo vệ thiết bị – Bậc 1): Tuân thủ quy tắc an toàn về điện, bảo vệ mắt và giữ vệ sinh thiết bị phòng máy. (Đạt được thông qua Hoạt động 3, Hoạt động 4)</w:t>
+        <w:t>- Miền II. Giao tiếp và Hợp tác (thành tố 2.5. Quy tắc ứng xử trên mạng – Bậc 1): Phân biệt được các chuẩn mực hành vi đơn giản và biết cách sử dụng công nghệ số và tương tác trong môi trường số; Chọn được các phương thức và chiến lược giao tiếp đơn giản phù hợp trong môi trường số. (Đạt được thông qua Hoạt động 2, Hoạt động 4).</w:t>
       </w:r>
     </w:p>
     <w:p>

--- a/KHBD_Tin_học/Lớp_1/Tuần_35/KHBD_Tin_hoc_Lớp_1_Tiet34_Su_dung_cong_nghe_an_toan.docx
+++ b/KHBD_Tin_học/Lớp_1/Tuần_35/KHBD_Tin_hoc_Lớp_1_Tiet34_Su_dung_cong_nghe_an_toan.docx
@@ -371,7 +371,7 @@
           <w:i w:val="0"/>
           <w:sz w:val="26"/>
         </w:rPr>
-        <w:t>- NLa (Sử dụng và quản lí các phương tiện ICT): Nhận diện và thao tác đúng các công cụ, phần mềm trong bài Sử dụng công nghệ an toàn. (Đạt được thông qua Hoạt động 2)</w:t>
+        <w:t>- NLb (Ứng xử phù hợp trong môi trường số): Nhận biết và tuân thủ các quy định về an toàn, đạo đức và bản quyền thông tin trong bài Sử dụng công nghệ an toàn. (Đạt được thông qua Hoạt động 2)</w:t>
       </w:r>
     </w:p>
     <w:p>
@@ -387,7 +387,7 @@
           <w:i w:val="0"/>
           <w:sz w:val="26"/>
         </w:rPr>
-        <w:t>- NLd (Ứng dụng ICT trong học và tự học): Sử dụng phần mềm tạo sản phẩm số phục vụ học tập. (Đạt được thông qua Hoạt động 3)</w:t>
+        <w:t>- NLa (Sử dụng và quản lí các phương tiện ICT): Sử dụng thiết bị và phần mềm đúng cách, có ý thức bảo vệ dữ liệu và thông tin cá nhân. (Đạt được thông qua Hoạt động 3)</w:t>
       </w:r>
     </w:p>
     <w:p>
